--- a/paper/supplement_jama_v35.docx
+++ b/paper/supplement_jama_v35.docx
@@ -1487,7 +1487,7 @@
         </m:r>
       </m:oMath>
       <w:r>
-        <w:t xml:space="preserve">, carries the same information through</w:t>
+        <w:t xml:space="preserve">, is likewise a metric introduced by this work; it carries the same information through</w:t>
       </w:r>
       <w:r>
         <w:t xml:space="preserve"> </w:t>
@@ -1576,7 +1576,7 @@
         </m:r>
       </m:oMath>
       <w:r>
-        <w:t xml:space="preserve">; the bounded scale avoids the ratio’s instability when the denominator approaches zero and removes the need for special handling of infinite values at the null. We report BER as an auxiliary display.</w:t>
+        <w:t xml:space="preserve">. The bounded scale avoids the ratio’s instability when the denominator approaches zero and removes the need for special handling of infinite values at the null. We report BER as an auxiliary display.</w:t>
       </w:r>
     </w:p>
     <w:p>
@@ -1718,7 +1718,7 @@
         <w:pStyle w:val="BodyText"/>
       </w:pPr>
       <w:r>
-        <w:t xml:space="preserve">The metric is computed directly from quantities already produced by the OHDSI empirical calibration pipeline</w:t>
+        <w:t xml:space="preserve">The metric is defined in this work; it is not an existing output of the calibration software. It is computed directly from quantities already produced by the pre-existing OHDSI empirical calibration pipeline</w:t>
       </w:r>
       <w:r>
         <w:rPr>
@@ -1730,7 +1730,7 @@
         <w:t xml:space="preserve"> </w:t>
       </w:r>
       <w:r>
-        <w:t xml:space="preserve">using the EmpiricalCalibration R package, and therefore requires no additional data beyond the negative control estimates and the primary estimate.</w:t>
+        <w:t xml:space="preserve">using the EmpiricalCalibration R package, and therefore requires no additional data beyond the negative control estimates and the primary estimate. The pipeline and package are prior methodology developed by Schuemie et al.; BF, BER, and OBF are metrics proposed in the parent manuscript that extend them.</w:t>
       </w:r>
     </w:p>
     <w:bookmarkEnd w:id="10"/>
@@ -3423,10 +3423,7 @@
         <w:t xml:space="preserve">1,2</w:t>
       </w:r>
       <w:r>
-        <w:t xml:space="preserve"> </w:t>
-      </w:r>
-      <w:r>
-        <w:t xml:space="preserve">by providing a continuous credibility measure alongside the binary calibrated p-value. The calibrated p-value answers</w:t>
+        <w:t xml:space="preserve">, a framework developed by Schuemie et al. and implemented in the EmpiricalCalibration R package, by providing a continuous credibility measure alongside the binary calibrated p-value. The framework and package are prior work; the metric proposed here is the new contribution. The calibrated p-value answers</w:t>
       </w:r>
       <w:r>
         <w:t xml:space="preserve"> </w:t>
